--- a/spa/docx/57.content.docx
+++ b/spa/docx/57.content.docx
@@ -214,7 +214,7 @@
         <w:rPr>
           <w:lang w:val="es_ES" w:bidi="es_ES"/>
         </w:rPr>
-        <w:t xml:space="preserve"> Pablo, prisionero de Cristo Jesús, y nuestro hermano Timoteo, a ti, Filemón, nuestro querido colaborador,</w:t>
+        <w:t xml:space="preserve"> Yo, Pablo, soy prisionero de Cristo Jesús. Junto con nuestro hermano Timoteo, escribo a ti, Filemón, nuestro querido colaborador.</w:t>
       </w:r>
     </w:p>
     <w:p>
@@ -235,7 +235,7 @@
         <w:rPr>
           <w:lang w:val="es_ES" w:bidi="es_ES"/>
         </w:rPr>
-        <w:t xml:space="preserve"> a nuestra hermana Apia, a Arquipo, nuestro compañero de lucha, y a la iglesia que se reúne en tu casa:</w:t>
+        <w:t xml:space="preserve"> También escribo a nuestra hermana Apia, a Arquipo, nuestro compañero de lucha, y a la iglesia que se reúne en tu casa.</w:t>
       </w:r>
     </w:p>
     <w:p>
@@ -277,7 +277,7 @@
         <w:rPr>
           <w:lang w:val="es_ES" w:bidi="es_ES"/>
         </w:rPr>
-        <w:t xml:space="preserve"> Doy siempre gracias a mi Dios cuando te recuerdo en mis oraciones,</w:t>
+        <w:t xml:space="preserve"> Siempre doy gracias a mi Dios cuando te recuerdo en mis oraciones, Filemón.</w:t>
       </w:r>
     </w:p>
     <w:p>
@@ -298,7 +298,7 @@
         <w:rPr>
           <w:lang w:val="es_ES" w:bidi="es_ES"/>
         </w:rPr>
-        <w:t xml:space="preserve"> porque he oído hablar del amor que tienes hacia el Señor Jesús y y de tu fidelidad hacia todos los creyentes.</w:t>
+        <w:t xml:space="preserve"> He oído hablar del amor que tienes hacia el Señor Jesús y de tu fidelidad hacia todos los creyentes.</w:t>
       </w:r>
     </w:p>
     <w:p>
@@ -319,7 +319,7 @@
         <w:rPr>
           <w:lang w:val="es_ES" w:bidi="es_ES"/>
         </w:rPr>
-        <w:t xml:space="preserve"> Pido a Dios que tu participación en la fe sea eficaz al reconocer todo el bien que hay en nosotros para Cristo.</w:t>
+        <w:t xml:space="preserve"> Pido a Dios que tu participación en la fe sea eficaz al reconocer todo lo bueno que tenemos a causa de Cristo.</w:t>
       </w:r>
     </w:p>
     <w:p>
@@ -382,7 +382,7 @@
         <w:rPr>
           <w:lang w:val="es_ES" w:bidi="es_ES"/>
         </w:rPr>
-        <w:t xml:space="preserve"> prefiero pedírtelo por amor. Yo, Pablo, ya anciano y ahora prisionero por causa de Cristo Jesús,</w:t>
+        <w:t xml:space="preserve"> prefiero pedírtelo por amor. Yo, Pablo, ya soy anciano y ahora soy prisionero por causa de Cristo Jesús.</w:t>
       </w:r>
     </w:p>
     <w:p>
@@ -403,7 +403,7 @@
         <w:rPr>
           <w:lang w:val="es_ES" w:bidi="es_ES"/>
         </w:rPr>
-        <w:t xml:space="preserve"> te ruego por mi hijo Onésimo, a quien llegué a conocer aquí en la cárcel.</w:t>
+        <w:t xml:space="preserve"> Te ruego por mi hijo Onésimo, a quien llegué a conocer aquí en la cárcel.</w:t>
       </w:r>
     </w:p>
     <w:p>
@@ -466,7 +466,7 @@
         <w:rPr>
           <w:lang w:val="es_ES" w:bidi="es_ES"/>
         </w:rPr>
-        <w:t xml:space="preserve"> Yo hubiera querido retenerlo aquí conmigo para que me sirviera en tu lugar mientras estoy prisionero por causa del evangelio.</w:t>
+        <w:t xml:space="preserve"> Yo hubiera querido retenerlo aquí conmigo para que me sirviera en tu lugar mientras estoy prisionero por causa de las buenas noticias.</w:t>
       </w:r>
     </w:p>
     <w:p>
@@ -529,7 +529,7 @@
         <w:rPr>
           <w:lang w:val="es_ES" w:bidi="es_ES"/>
         </w:rPr>
-        <w:t xml:space="preserve"> ya no como esclavo, sino como algo mucho mejor: como hermano amado. Para mí es muy especial, pero para ti lo será aún más, como persona y como hermano en el Señor.</w:t>
+        <w:t xml:space="preserve"> ya no como esclavo, sino como algo mucho mejor: como hermano amado. Para mí Onésimo es muy especial, pero para ti lo será aún más, como persona y como hermano en el Señor.</w:t>
       </w:r>
     </w:p>
     <w:p>
@@ -655,7 +655,7 @@
         <w:rPr>
           <w:lang w:val="es_ES" w:bidi="es_ES"/>
         </w:rPr>
-        <w:t xml:space="preserve"> Prepara también una habitación para mí, porque espero que, gracias a las oraciones de ustedes, pronto podré visitarlos.</w:t>
+        <w:t xml:space="preserve"> Prepara también una habitación para mí. Espero que, gracias a las oraciones de ustedes, pronto podré visitarlos.</w:t>
       </w:r>
     </w:p>
     <w:p>
